--- a/ЛР2/ПР2.docx
+++ b/ЛР2/ПР2.docx
@@ -54,6 +54,27 @@
         </w:rPr>
         <w:t>«Установка, обновление и настройка ПО»</w:t>
       </w:r>
+      <w:r>
+        <w:rPr>
+          <w:rFonts w:ascii="Arial" w:hAnsi="Arial" w:cs="Arial"/>
+          <w:b/>
+          <w:bCs/>
+          <w:sz w:val="28"/>
+          <w:szCs w:val="28"/>
+        </w:rPr>
+        <w:t xml:space="preserve"> </w:t>
+      </w:r>
+      <w:r>
+        <w:rPr>
+          <w:rFonts w:ascii="Arial" w:hAnsi="Arial" w:cs="Arial"/>
+          <w:b/>
+          <w:bCs/>
+          <w:color w:val="FF0000"/>
+          <w:sz w:val="28"/>
+          <w:szCs w:val="28"/>
+        </w:rPr>
+        <w:t>(ОТЧЕТ ИНДИВИДУАЛЬНЫЙ)</w:t>
+      </w:r>
     </w:p>
     <w:p/>
     <w:p>
@@ -92,14 +113,7 @@
         <w:rPr>
           <w:color w:val="00B050"/>
         </w:rPr>
-        <w:t xml:space="preserve"> (</w:t>
-      </w:r>
-      <w:proofErr w:type="gramStart"/>
-      <w:r>
-        <w:rPr>
-          <w:color w:val="00B050"/>
-        </w:rPr>
-        <w:t>версия</w:t>
+        <w:t xml:space="preserve"> (версия</w:t>
       </w:r>
       <w:r>
         <w:rPr>
@@ -107,7 +121,6 @@
         </w:rPr>
         <w:t>..?</w:t>
       </w:r>
-      <w:proofErr w:type="gramEnd"/>
       <w:r>
         <w:rPr>
           <w:color w:val="00B050"/>
@@ -143,19 +156,22 @@
         </w:numPr>
         <w:rPr>
           <w:color w:val="00B050"/>
-          <w:lang w:val="en-US"/>
-        </w:rPr>
-      </w:pPr>
-      <w:r>
-        <w:rPr>
-          <w:color w:val="00B050"/>
-          <w:lang w:val="en-US"/>
-        </w:rPr>
-        <w:t>Visual</w:t>
-      </w:r>
-      <w:r>
-        <w:rPr>
-          <w:color w:val="00B050"/>
+          <w:highlight w:val="yellow"/>
+          <w:lang w:val="en-US"/>
+        </w:rPr>
+      </w:pPr>
+      <w:r>
+        <w:rPr>
+          <w:color w:val="00B050"/>
+          <w:highlight w:val="yellow"/>
+          <w:lang w:val="en-US"/>
+        </w:rPr>
+        <w:t>Pip (Python)</w:t>
+      </w:r>
+      <w:r>
+        <w:rPr>
+          <w:color w:val="00B050"/>
+          <w:highlight w:val="yellow"/>
           <w:lang w:val="en-US"/>
         </w:rPr>
         <w:t xml:space="preserve"> </w:t>
@@ -163,47 +179,14 @@
       <w:r>
         <w:rPr>
           <w:color w:val="00B050"/>
-          <w:lang w:val="en-US"/>
-        </w:rPr>
-        <w:t>Stu</w:t>
-      </w:r>
-      <w:r>
-        <w:rPr>
-          <w:color w:val="00B050"/>
-          <w:lang w:val="en-US"/>
-        </w:rPr>
-        <w:t>di</w:t>
-      </w:r>
-      <w:r>
-        <w:rPr>
-          <w:color w:val="00B050"/>
-          <w:lang w:val="en-US"/>
-        </w:rPr>
-        <w:t>o</w:t>
-      </w:r>
-      <w:r>
-        <w:rPr>
-          <w:color w:val="00B050"/>
-          <w:lang w:val="en-US"/>
-        </w:rPr>
-        <w:t xml:space="preserve"> Code</w:t>
-      </w:r>
-      <w:r>
-        <w:rPr>
-          <w:color w:val="00B050"/>
-          <w:lang w:val="en-US"/>
-        </w:rPr>
-        <w:t xml:space="preserve"> (</w:t>
-      </w:r>
-      <w:r>
-        <w:rPr>
-          <w:color w:val="00B050"/>
-        </w:rPr>
-        <w:t>повышенная</w:t>
-      </w:r>
-      <w:r>
-        <w:rPr>
-          <w:color w:val="00B050"/>
+          <w:highlight w:val="yellow"/>
+        </w:rPr>
+        <w:t>или</w:t>
+      </w:r>
+      <w:r>
+        <w:rPr>
+          <w:color w:val="00B050"/>
+          <w:highlight w:val="yellow"/>
           <w:lang w:val="en-US"/>
         </w:rPr>
         <w:t xml:space="preserve"> </w:t>
@@ -211,58 +194,10 @@
       <w:r>
         <w:rPr>
           <w:color w:val="00B050"/>
-        </w:rPr>
-        <w:t>сложность</w:t>
-      </w:r>
-      <w:r>
-        <w:rPr>
-          <w:color w:val="00B050"/>
-          <w:lang w:val="en-US"/>
-        </w:rPr>
-        <w:t xml:space="preserve"> </w:t>
-      </w:r>
-      <w:proofErr w:type="spellStart"/>
-      <w:r>
-        <w:rPr>
-          <w:color w:val="00B050"/>
-          <w:lang w:val="en-US"/>
-        </w:rPr>
-        <w:t>intellij</w:t>
-      </w:r>
-      <w:proofErr w:type="spellEnd"/>
-      <w:r>
-        <w:rPr>
-          <w:color w:val="00B050"/>
-          <w:lang w:val="en-US"/>
-        </w:rPr>
-        <w:t xml:space="preserve"> idea</w:t>
-      </w:r>
-      <w:r>
-        <w:rPr>
-          <w:color w:val="00B050"/>
-          <w:lang w:val="en-US"/>
-        </w:rPr>
-        <w:t xml:space="preserve"> </w:t>
-      </w:r>
-      <w:r>
-        <w:rPr>
-          <w:color w:val="00B050"/>
-        </w:rPr>
-        <w:t>или</w:t>
-      </w:r>
-      <w:r>
-        <w:rPr>
-          <w:color w:val="00B050"/>
-          <w:lang w:val="en-US"/>
-        </w:rPr>
-        <w:t xml:space="preserve"> PyCharm</w:t>
-      </w:r>
-      <w:r>
-        <w:rPr>
-          <w:color w:val="00B050"/>
-          <w:lang w:val="en-US"/>
-        </w:rPr>
-        <w:t>)</w:t>
+          <w:highlight w:val="yellow"/>
+          <w:lang w:val="en-US"/>
+        </w:rPr>
+        <w:t>Maven (Java)</w:t>
       </w:r>
     </w:p>
     <w:p>
@@ -282,23 +217,109 @@
           <w:color w:val="00B050"/>
           <w:lang w:val="en-US"/>
         </w:rPr>
-        <w:t>Git</w:t>
-      </w:r>
-      <w:r>
-        <w:rPr>
-          <w:color w:val="00B050"/>
-        </w:rPr>
-        <w:t xml:space="preserve"> (Приложение</w:t>
-      </w:r>
-      <w:r>
-        <w:rPr>
-          <w:color w:val="00B050"/>
-        </w:rPr>
-        <w:t>, не сайт</w:t>
-      </w:r>
-      <w:r>
-        <w:rPr>
-          <w:color w:val="00B050"/>
+        <w:t>Visual</w:t>
+      </w:r>
+      <w:r>
+        <w:rPr>
+          <w:color w:val="00B050"/>
+          <w:lang w:val="en-US"/>
+        </w:rPr>
+        <w:t xml:space="preserve"> </w:t>
+      </w:r>
+      <w:r>
+        <w:rPr>
+          <w:color w:val="00B050"/>
+          <w:lang w:val="en-US"/>
+        </w:rPr>
+        <w:t>Stu</w:t>
+      </w:r>
+      <w:r>
+        <w:rPr>
+          <w:color w:val="00B050"/>
+          <w:lang w:val="en-US"/>
+        </w:rPr>
+        <w:t>di</w:t>
+      </w:r>
+      <w:r>
+        <w:rPr>
+          <w:color w:val="00B050"/>
+          <w:lang w:val="en-US"/>
+        </w:rPr>
+        <w:t>o</w:t>
+      </w:r>
+      <w:r>
+        <w:rPr>
+          <w:color w:val="00B050"/>
+          <w:lang w:val="en-US"/>
+        </w:rPr>
+        <w:t xml:space="preserve"> Code</w:t>
+      </w:r>
+      <w:r>
+        <w:rPr>
+          <w:color w:val="00B050"/>
+          <w:lang w:val="en-US"/>
+        </w:rPr>
+        <w:t xml:space="preserve"> (</w:t>
+      </w:r>
+      <w:r>
+        <w:rPr>
+          <w:color w:val="00B050"/>
+        </w:rPr>
+        <w:t>повышенная</w:t>
+      </w:r>
+      <w:r>
+        <w:rPr>
+          <w:color w:val="00B050"/>
+          <w:lang w:val="en-US"/>
+        </w:rPr>
+        <w:t xml:space="preserve"> </w:t>
+      </w:r>
+      <w:r>
+        <w:rPr>
+          <w:color w:val="00B050"/>
+        </w:rPr>
+        <w:t>сложность</w:t>
+      </w:r>
+      <w:r>
+        <w:rPr>
+          <w:color w:val="00B050"/>
+          <w:lang w:val="en-US"/>
+        </w:rPr>
+        <w:t xml:space="preserve"> </w:t>
+      </w:r>
+      <w:proofErr w:type="spellStart"/>
+      <w:r>
+        <w:rPr>
+          <w:color w:val="00B050"/>
+          <w:lang w:val="en-US"/>
+        </w:rPr>
+        <w:t>intellij</w:t>
+      </w:r>
+      <w:proofErr w:type="spellEnd"/>
+      <w:r>
+        <w:rPr>
+          <w:color w:val="00B050"/>
+          <w:lang w:val="en-US"/>
+        </w:rPr>
+        <w:t xml:space="preserve"> idea </w:t>
+      </w:r>
+      <w:r>
+        <w:rPr>
+          <w:color w:val="00B050"/>
+        </w:rPr>
+        <w:t>или</w:t>
+      </w:r>
+      <w:r>
+        <w:rPr>
+          <w:color w:val="00B050"/>
+          <w:lang w:val="en-US"/>
+        </w:rPr>
+        <w:t xml:space="preserve"> PyCharm</w:t>
+      </w:r>
+      <w:r>
+        <w:rPr>
+          <w:color w:val="00B050"/>
+          <w:lang w:val="en-US"/>
         </w:rPr>
         <w:t>)</w:t>
       </w:r>
@@ -312,15 +333,63 @@
         </w:numPr>
         <w:rPr>
           <w:color w:val="00B050"/>
-          <w:lang w:val="en-US"/>
-        </w:rPr>
-      </w:pPr>
-      <w:r>
-        <w:rPr>
-          <w:color w:val="00B050"/>
-          <w:lang w:val="en-US"/>
-        </w:rPr>
-        <w:t>Node.js</w:t>
+        </w:rPr>
+      </w:pPr>
+      <w:r>
+        <w:rPr>
+          <w:color w:val="00B050"/>
+          <w:lang w:val="en-US"/>
+        </w:rPr>
+        <w:t>Git</w:t>
+      </w:r>
+      <w:r>
+        <w:rPr>
+          <w:color w:val="00B050"/>
+        </w:rPr>
+        <w:t xml:space="preserve"> (Приложение</w:t>
+      </w:r>
+      <w:r>
+        <w:rPr>
+          <w:color w:val="00B050"/>
+        </w:rPr>
+        <w:t xml:space="preserve"> - </w:t>
+      </w:r>
+      <w:r>
+        <w:rPr>
+          <w:color w:val="FF0000"/>
+        </w:rPr>
+        <w:t>локальная папка-репозиторий</w:t>
+      </w:r>
+      <w:r>
+        <w:rPr>
+          <w:color w:val="FF0000"/>
+        </w:rPr>
+        <w:t>!</w:t>
+      </w:r>
+      <w:r>
+        <w:rPr>
+          <w:color w:val="00B050"/>
+        </w:rPr>
+        <w:t>)</w:t>
+      </w:r>
+      <w:r>
+        <w:rPr>
+          <w:color w:val="00B050"/>
+        </w:rPr>
+        <w:t xml:space="preserve"> +</w:t>
+      </w:r>
+      <w:r>
+        <w:rPr>
+          <w:color w:val="00B050"/>
+          <w:lang w:val="en-US"/>
+        </w:rPr>
+        <w:t>SSH</w:t>
+      </w:r>
+      <w:r>
+        <w:rPr>
+          <w:color w:val="00B050"/>
+        </w:rPr>
+        <w:t xml:space="preserve"> </w:t>
       </w:r>
     </w:p>
     <w:p>
@@ -332,33 +401,15 @@
         </w:numPr>
         <w:rPr>
           <w:color w:val="00B050"/>
-        </w:rPr>
-      </w:pPr>
-      <w:r>
-        <w:rPr>
-          <w:color w:val="00B050"/>
-          <w:lang w:val="en-US"/>
-        </w:rPr>
-        <w:t xml:space="preserve">VirtualBox </w:t>
-      </w:r>
-      <w:r>
-        <w:rPr>
-          <w:color w:val="00B050"/>
-        </w:rPr>
-        <w:t>или</w:t>
-      </w:r>
-      <w:r>
-        <w:rPr>
-          <w:color w:val="00B050"/>
-          <w:lang w:val="en-US"/>
-        </w:rPr>
-        <w:t xml:space="preserve"> </w:t>
-      </w:r>
-      <w:r>
-        <w:rPr>
-          <w:color w:val="00B050"/>
-        </w:rPr>
-        <w:t>VMware</w:t>
+          <w:lang w:val="en-US"/>
+        </w:rPr>
+      </w:pPr>
+      <w:r>
+        <w:rPr>
+          <w:color w:val="00B050"/>
+          <w:lang w:val="en-US"/>
+        </w:rPr>
+        <w:t>Node.js</w:t>
       </w:r>
     </w:p>
     <w:p>
@@ -368,19 +419,62 @@
           <w:ilvl w:val="0"/>
           <w:numId w:val="2"/>
         </w:numPr>
-      </w:pPr>
-      <w:r>
-        <w:t xml:space="preserve">Образ </w:t>
-      </w:r>
-      <w:r>
-        <w:rPr>
-          <w:lang w:val="en-US"/>
-        </w:rPr>
-        <w:t>ubuntu</w:t>
-      </w:r>
-      <w:r>
-        <w:t>(версия?)</w:t>
-      </w:r>
+        <w:rPr>
+          <w:color w:val="00B050"/>
+          <w:highlight w:val="yellow"/>
+          <w:lang w:val="en-US"/>
+        </w:rPr>
+      </w:pPr>
+      <w:proofErr w:type="spellStart"/>
+      <w:r>
+        <w:rPr>
+          <w:color w:val="00B050"/>
+          <w:highlight w:val="yellow"/>
+          <w:lang w:val="en-US"/>
+        </w:rPr>
+        <w:t>P</w:t>
+      </w:r>
+      <w:r>
+        <w:rPr>
+          <w:color w:val="00B050"/>
+          <w:highlight w:val="yellow"/>
+          <w:lang w:val="en-US"/>
+        </w:rPr>
+        <w:t>ost</w:t>
+      </w:r>
+      <w:r>
+        <w:rPr>
+          <w:color w:val="00B050"/>
+          <w:highlight w:val="yellow"/>
+          <w:lang w:val="en-US"/>
+        </w:rPr>
+        <w:t>g</w:t>
+      </w:r>
+      <w:r>
+        <w:rPr>
+          <w:color w:val="00B050"/>
+          <w:highlight w:val="yellow"/>
+          <w:lang w:val="en-US"/>
+        </w:rPr>
+        <w:t>re</w:t>
+      </w:r>
+      <w:r>
+        <w:rPr>
+          <w:color w:val="00B050"/>
+          <w:highlight w:val="yellow"/>
+          <w:lang w:val="en-US"/>
+        </w:rPr>
+        <w:t>Sq</w:t>
+      </w:r>
+      <w:r>
+        <w:rPr>
+          <w:color w:val="00B050"/>
+          <w:highlight w:val="yellow"/>
+          <w:lang w:val="en-US"/>
+        </w:rPr>
+        <w:t>l</w:t>
+      </w:r>
+      <w:proofErr w:type="spellEnd"/>
     </w:p>
     <w:p>
       <w:pPr>
@@ -390,14 +484,70 @@
           <w:numId w:val="2"/>
         </w:numPr>
         <w:rPr>
-          <w:lang w:val="en-US"/>
-        </w:rPr>
-      </w:pPr>
-      <w:r>
-        <w:rPr>
-          <w:lang w:val="en-US"/>
-        </w:rPr>
-        <w:t>Docker</w:t>
+          <w:color w:val="00B050"/>
+        </w:rPr>
+      </w:pPr>
+      <w:r>
+        <w:rPr>
+          <w:color w:val="00B050"/>
+          <w:lang w:val="en-US"/>
+        </w:rPr>
+        <w:t>VirtualBox</w:t>
+      </w:r>
+      <w:r>
+        <w:rPr>
+          <w:color w:val="00B050"/>
+        </w:rPr>
+        <w:t xml:space="preserve"> </w:t>
+      </w:r>
+      <w:r>
+        <w:rPr>
+          <w:color w:val="00B050"/>
+        </w:rPr>
+        <w:t>или</w:t>
+      </w:r>
+      <w:r>
+        <w:rPr>
+          <w:color w:val="00B050"/>
+        </w:rPr>
+        <w:t xml:space="preserve"> </w:t>
+      </w:r>
+      <w:r>
+        <w:rPr>
+          <w:color w:val="00B050"/>
+          <w:lang w:val="en-US"/>
+        </w:rPr>
+        <w:t>VMware</w:t>
+      </w:r>
+      <w:r>
+        <w:rPr>
+          <w:color w:val="00B050"/>
+        </w:rPr>
+        <w:t xml:space="preserve"> </w:t>
+      </w:r>
+      <w:r>
+        <w:rPr>
+          <w:color w:val="00B050"/>
+        </w:rPr>
+        <w:t>(</w:t>
+      </w:r>
+      <w:r>
+        <w:rPr>
+          <w:color w:val="00B050"/>
+        </w:rPr>
+        <w:t>можно</w:t>
+      </w:r>
+      <w:r>
+        <w:rPr>
+          <w:color w:val="00B050"/>
+        </w:rPr>
+        <w:t xml:space="preserve"> </w:t>
+      </w:r>
+      <w:r>
+        <w:rPr>
+          <w:color w:val="00B050"/>
+        </w:rPr>
+        <w:t>дома)</w:t>
       </w:r>
     </w:p>
     <w:p>
@@ -407,15 +557,18 @@
           <w:ilvl w:val="0"/>
           <w:numId w:val="2"/>
         </w:numPr>
-        <w:rPr>
-          <w:lang w:val="en-US"/>
-        </w:rPr>
-      </w:pPr>
-      <w:r>
-        <w:rPr>
-          <w:lang w:val="en-US"/>
-        </w:rPr>
-        <w:t>…</w:t>
+      </w:pPr>
+      <w:r>
+        <w:t xml:space="preserve">Образ </w:t>
+      </w:r>
+      <w:r>
+        <w:rPr>
+          <w:lang w:val="en-US"/>
+        </w:rPr>
+        <w:t>ubuntu</w:t>
+      </w:r>
+      <w:r>
+        <w:t>(версия?)</w:t>
       </w:r>
     </w:p>
     <w:p>
@@ -430,6 +583,39 @@
         </w:rPr>
       </w:pPr>
       <w:r>
+        <w:rPr>
+          <w:lang w:val="en-US"/>
+        </w:rPr>
+        <w:t>Docker</w:t>
+      </w:r>
+    </w:p>
+    <w:p>
+      <w:pPr>
+        <w:pStyle w:val="a7"/>
+        <w:numPr>
+          <w:ilvl w:val="0"/>
+          <w:numId w:val="2"/>
+        </w:numPr>
+        <w:rPr>
+          <w:lang w:val="en-US"/>
+        </w:rPr>
+      </w:pPr>
+      <w:r>
+        <w:rPr>
+          <w:lang w:val="en-US"/>
+        </w:rPr>
+        <w:t>…</w:t>
+      </w:r>
+    </w:p>
+    <w:p>
+      <w:pPr>
+        <w:pStyle w:val="a7"/>
+        <w:numPr>
+          <w:ilvl w:val="0"/>
+          <w:numId w:val="2"/>
+        </w:numPr>
+      </w:pPr>
+      <w:r>
         <w:t xml:space="preserve">Можно согласовать </w:t>
       </w:r>
       <w:r>
@@ -440,6 +626,9 @@
       </w:r>
       <w:r>
         <w:t>программы</w:t>
+      </w:r>
+      <w:r>
+        <w:t xml:space="preserve"> (включить в отчет)</w:t>
       </w:r>
     </w:p>
     <w:p/>
@@ -497,13 +686,28 @@
         <w:t xml:space="preserve"> </w:t>
       </w:r>
       <w:r>
-        <w:t xml:space="preserve">(что </w:t>
+        <w:t>(</w:t>
+      </w:r>
+      <w:r>
+        <w:t xml:space="preserve">Название, </w:t>
+      </w:r>
+      <w:r>
+        <w:t>что</w:t>
+      </w:r>
+      <w:r>
+        <w:t xml:space="preserve"> делает</w:t>
+      </w:r>
+      <w:r>
+        <w:t xml:space="preserve"> </w:t>
       </w:r>
       <w:r>
         <w:t xml:space="preserve">и </w:t>
       </w:r>
       <w:r>
-        <w:t>для чего)</w:t>
+        <w:t>основные функции</w:t>
+      </w:r>
+      <w:r>
+        <w:t>)</w:t>
       </w:r>
       <w:r>
         <w:t xml:space="preserve">, сайт </w:t>
@@ -616,20 +820,33 @@
           <w:ilvl w:val="0"/>
           <w:numId w:val="3"/>
         </w:numPr>
-      </w:pPr>
-      <w:r>
+        <w:rPr>
+          <w:color w:val="FF0000"/>
+        </w:rPr>
+      </w:pPr>
+      <w:r>
+        <w:rPr>
+          <w:color w:val="FF0000"/>
+        </w:rPr>
         <w:t>Создать и н</w:t>
       </w:r>
       <w:r>
+        <w:rPr>
+          <w:color w:val="FF0000"/>
+        </w:rPr>
         <w:t xml:space="preserve">астроить </w:t>
       </w:r>
       <w:r>
         <w:rPr>
+          <w:color w:val="FF0000"/>
           <w:lang w:val="en-US"/>
         </w:rPr>
         <w:t>ssh</w:t>
       </w:r>
       <w:r>
+        <w:rPr>
+          <w:color w:val="FF0000"/>
+        </w:rPr>
         <w:t>, описать в отчете что это и зачем он нужен</w:t>
       </w:r>
     </w:p>
@@ -652,44 +869,64 @@
           <w:ilvl w:val="0"/>
           <w:numId w:val="3"/>
         </w:numPr>
-      </w:pPr>
-      <w:r>
+        <w:rPr>
+          <w:color w:val="FF0000"/>
+        </w:rPr>
+      </w:pPr>
+      <w:r>
+        <w:rPr>
+          <w:color w:val="FF0000"/>
+        </w:rPr>
         <w:t>С</w:t>
       </w:r>
       <w:r>
+        <w:rPr>
+          <w:color w:val="FF0000"/>
+        </w:rPr>
         <w:t xml:space="preserve">оздать </w:t>
       </w:r>
       <w:r>
+        <w:rPr>
+          <w:color w:val="FF0000"/>
+        </w:rPr>
         <w:t xml:space="preserve">локальный репозиторий, добавить файлы, </w:t>
       </w:r>
       <w:r>
+        <w:rPr>
+          <w:color w:val="FF0000"/>
+        </w:rPr>
         <w:t xml:space="preserve">выполнить </w:t>
       </w:r>
       <w:r>
         <w:rPr>
+          <w:color w:val="FF0000"/>
           <w:lang w:val="en-US"/>
         </w:rPr>
         <w:t>commit</w:t>
       </w:r>
       <w:r>
-        <w:t xml:space="preserve"> </w:t>
-      </w:r>
-      <w:r>
-        <w:t xml:space="preserve">и </w:t>
-      </w:r>
-      <w:r>
-        <w:rPr>
+        <w:rPr>
+          <w:color w:val="FF0000"/>
+        </w:rPr>
+        <w:t xml:space="preserve"> и </w:t>
+      </w:r>
+      <w:r>
+        <w:rPr>
+          <w:color w:val="FF0000"/>
           <w:lang w:val="en-US"/>
         </w:rPr>
         <w:t>push</w:t>
       </w:r>
       <w:r>
-        <w:t xml:space="preserve">. </w:t>
-      </w:r>
-      <w:r>
-        <w:t xml:space="preserve">Проверить, что </w:t>
-      </w:r>
-      <w:r>
+        <w:rPr>
+          <w:color w:val="FF0000"/>
+        </w:rPr>
+        <w:t xml:space="preserve">. Проверить, что </w:t>
+      </w:r>
+      <w:r>
+        <w:rPr>
+          <w:color w:val="FF0000"/>
+        </w:rPr>
         <w:t>изменения попали в глобальный репозиторий</w:t>
       </w:r>
     </w:p>
@@ -861,13 +1098,7 @@
         </w:numPr>
       </w:pPr>
       <w:r>
-        <w:t>Описать зачем использу</w:t>
-      </w:r>
-      <w:r>
-        <w:t>ю</w:t>
-      </w:r>
-      <w:r>
-        <w:t>тся</w:t>
+        <w:t>Описать зачем используются</w:t>
       </w:r>
     </w:p>
     <w:p>
@@ -2132,6 +2363,7 @@
   <w:style w:type="character" w:default="1" w:styleId="a0">
     <w:name w:val="Default Paragraph Font"/>
     <w:uiPriority w:val="1"/>
+    <w:semiHidden/>
     <w:unhideWhenUsed/>
   </w:style>
   <w:style w:type="table" w:default="1" w:styleId="a1">
